--- a/n-sesi-fasikul.docx
+++ b/n-sesi-fasikul.docx
@@ -4,14 +4,12 @@
   <w:body>
     <w:p>
       <w:pPr>
-        <w:pageBreakBefore w:val="0"/>
-        <w:spacing w:after="0" w:before="0" w:line="240" w:lineRule="auto"/>
-        <w:jc w:val="center"/>
+        <w:spacing w:before="0" w:after="0" w:line="240" w:lineRule="auto"/>
       </w:pPr>
       <w:r>
         <w:drawing>
           <wp:inline xmlns:a="http://schemas.openxmlformats.org/drawingml/2006/main" xmlns:pic="http://schemas.openxmlformats.org/drawingml/2006/picture">
-            <wp:extent cx="7507868" cy="10620000"/>
+            <wp:extent cx="7560000" cy="10692000"/>
             <wp:docPr id="1" name="Picture 1"/>
             <wp:cNvGraphicFramePr>
               <a:graphicFrameLocks noChangeAspect="1"/>
@@ -20,7 +18,7 @@
               <a:graphicData uri="http://schemas.openxmlformats.org/drawingml/2006/picture">
                 <pic:pic>
                   <pic:nvPicPr>
-                    <pic:cNvPr id="0" name="p-01.jpg"/>
+                    <pic:cNvPr id="0" name="image.jpg"/>
                     <pic:cNvPicPr/>
                   </pic:nvPicPr>
                   <pic:blipFill>
@@ -32,7 +30,7 @@
                   <pic:spPr>
                     <a:xfrm>
                       <a:off x="0" y="0"/>
-                      <a:ext cx="7507868" cy="10620000"/>
+                      <a:ext cx="7560000" cy="10692000"/>
                     </a:xfrm>
                     <a:prstGeom prst="rect"/>
                   </pic:spPr>
@@ -41,18 +39,17 @@
             </a:graphic>
           </wp:inline>
         </w:drawing>
+        <w:br w:type="page"/>
       </w:r>
     </w:p>
     <w:p>
       <w:pPr>
-        <w:pageBreakBefore/>
-        <w:spacing w:after="0" w:before="0" w:line="240" w:lineRule="auto"/>
-        <w:jc w:val="center"/>
+        <w:spacing w:before="0" w:after="0" w:line="240" w:lineRule="auto"/>
       </w:pPr>
       <w:r>
         <w:drawing>
           <wp:inline xmlns:a="http://schemas.openxmlformats.org/drawingml/2006/main" xmlns:pic="http://schemas.openxmlformats.org/drawingml/2006/picture">
-            <wp:extent cx="7507868" cy="10620000"/>
+            <wp:extent cx="7560000" cy="10692000"/>
             <wp:docPr id="2" name="Picture 2"/>
             <wp:cNvGraphicFramePr>
               <a:graphicFrameLocks noChangeAspect="1"/>
@@ -65,7 +62,7 @@
                     <pic:cNvPicPr/>
                   </pic:nvPicPr>
                   <pic:blipFill>
-                    <a:blip r:embed="rId10"/>
+                    <a:blip r:embed="rId21"/>
                     <a:stretch>
                       <a:fillRect/>
                     </a:stretch>
@@ -73,7 +70,7 @@
                   <pic:spPr>
                     <a:xfrm>
                       <a:off x="0" y="0"/>
-                      <a:ext cx="7507868" cy="10620000"/>
+                      <a:ext cx="7560000" cy="10692000"/>
                     </a:xfrm>
                     <a:prstGeom prst="rect"/>
                   </pic:spPr>
@@ -82,18 +79,17 @@
             </a:graphic>
           </wp:inline>
         </w:drawing>
+        <w:br w:type="page"/>
       </w:r>
     </w:p>
     <w:p>
       <w:pPr>
-        <w:pageBreakBefore/>
-        <w:spacing w:after="0" w:before="0" w:line="240" w:lineRule="auto"/>
-        <w:jc w:val="center"/>
+        <w:spacing w:before="0" w:after="0" w:line="240" w:lineRule="auto"/>
       </w:pPr>
       <w:r>
         <w:drawing>
           <wp:inline xmlns:a="http://schemas.openxmlformats.org/drawingml/2006/main" xmlns:pic="http://schemas.openxmlformats.org/drawingml/2006/picture">
-            <wp:extent cx="7507868" cy="10620000"/>
+            <wp:extent cx="7560000" cy="10692000"/>
             <wp:docPr id="3" name="Picture 3"/>
             <wp:cNvGraphicFramePr>
               <a:graphicFrameLocks noChangeAspect="1"/>
@@ -106,7 +102,7 @@
                     <pic:cNvPicPr/>
                   </pic:nvPicPr>
                   <pic:blipFill>
-                    <a:blip r:embed="rId11"/>
+                    <a:blip r:embed="rId22"/>
                     <a:stretch>
                       <a:fillRect/>
                     </a:stretch>
@@ -114,7 +110,7 @@
                   <pic:spPr>
                     <a:xfrm>
                       <a:off x="0" y="0"/>
-                      <a:ext cx="7507868" cy="10620000"/>
+                      <a:ext cx="7560000" cy="10692000"/>
                     </a:xfrm>
                     <a:prstGeom prst="rect"/>
                   </pic:spPr>
@@ -123,18 +119,17 @@
             </a:graphic>
           </wp:inline>
         </w:drawing>
+        <w:br w:type="page"/>
       </w:r>
     </w:p>
     <w:p>
       <w:pPr>
-        <w:pageBreakBefore/>
-        <w:spacing w:after="0" w:before="0" w:line="240" w:lineRule="auto"/>
-        <w:jc w:val="center"/>
+        <w:spacing w:before="0" w:after="0" w:line="240" w:lineRule="auto"/>
       </w:pPr>
       <w:r>
         <w:drawing>
           <wp:inline xmlns:a="http://schemas.openxmlformats.org/drawingml/2006/main" xmlns:pic="http://schemas.openxmlformats.org/drawingml/2006/picture">
-            <wp:extent cx="7507868" cy="10620000"/>
+            <wp:extent cx="7560000" cy="10692000"/>
             <wp:docPr id="4" name="Picture 4"/>
             <wp:cNvGraphicFramePr>
               <a:graphicFrameLocks noChangeAspect="1"/>
@@ -147,7 +142,7 @@
                     <pic:cNvPicPr/>
                   </pic:nvPicPr>
                   <pic:blipFill>
-                    <a:blip r:embed="rId12"/>
+                    <a:blip r:embed="rId23"/>
                     <a:stretch>
                       <a:fillRect/>
                     </a:stretch>
@@ -155,7 +150,7 @@
                   <pic:spPr>
                     <a:xfrm>
                       <a:off x="0" y="0"/>
-                      <a:ext cx="7507868" cy="10620000"/>
+                      <a:ext cx="7560000" cy="10692000"/>
                     </a:xfrm>
                     <a:prstGeom prst="rect"/>
                   </pic:spPr>
@@ -164,18 +159,17 @@
             </a:graphic>
           </wp:inline>
         </w:drawing>
+        <w:br w:type="page"/>
       </w:r>
     </w:p>
     <w:p>
       <w:pPr>
-        <w:pageBreakBefore/>
-        <w:spacing w:after="0" w:before="0" w:line="240" w:lineRule="auto"/>
-        <w:jc w:val="center"/>
+        <w:spacing w:before="0" w:after="0" w:line="240" w:lineRule="auto"/>
       </w:pPr>
       <w:r>
         <w:drawing>
           <wp:inline xmlns:a="http://schemas.openxmlformats.org/drawingml/2006/main" xmlns:pic="http://schemas.openxmlformats.org/drawingml/2006/picture">
-            <wp:extent cx="7507868" cy="10620000"/>
+            <wp:extent cx="7560000" cy="10692000"/>
             <wp:docPr id="5" name="Picture 5"/>
             <wp:cNvGraphicFramePr>
               <a:graphicFrameLocks noChangeAspect="1"/>
@@ -188,7 +182,7 @@
                     <pic:cNvPicPr/>
                   </pic:nvPicPr>
                   <pic:blipFill>
-                    <a:blip r:embed="rId13"/>
+                    <a:blip r:embed="rId24"/>
                     <a:stretch>
                       <a:fillRect/>
                     </a:stretch>
@@ -196,7 +190,7 @@
                   <pic:spPr>
                     <a:xfrm>
                       <a:off x="0" y="0"/>
-                      <a:ext cx="7507868" cy="10620000"/>
+                      <a:ext cx="7560000" cy="10692000"/>
                     </a:xfrm>
                     <a:prstGeom prst="rect"/>
                   </pic:spPr>
@@ -205,18 +199,17 @@
             </a:graphic>
           </wp:inline>
         </w:drawing>
+        <w:br w:type="page"/>
       </w:r>
     </w:p>
     <w:p>
       <w:pPr>
-        <w:pageBreakBefore/>
-        <w:spacing w:after="0" w:before="0" w:line="240" w:lineRule="auto"/>
-        <w:jc w:val="center"/>
+        <w:spacing w:before="0" w:after="0" w:line="240" w:lineRule="auto"/>
       </w:pPr>
       <w:r>
         <w:drawing>
           <wp:inline xmlns:a="http://schemas.openxmlformats.org/drawingml/2006/main" xmlns:pic="http://schemas.openxmlformats.org/drawingml/2006/picture">
-            <wp:extent cx="7507868" cy="10620000"/>
+            <wp:extent cx="7560000" cy="10692000"/>
             <wp:docPr id="6" name="Picture 6"/>
             <wp:cNvGraphicFramePr>
               <a:graphicFrameLocks noChangeAspect="1"/>
@@ -229,7 +222,7 @@
                     <pic:cNvPicPr/>
                   </pic:nvPicPr>
                   <pic:blipFill>
-                    <a:blip r:embed="rId14"/>
+                    <a:blip r:embed="rId25"/>
                     <a:stretch>
                       <a:fillRect/>
                     </a:stretch>
@@ -237,7 +230,7 @@
                   <pic:spPr>
                     <a:xfrm>
                       <a:off x="0" y="0"/>
-                      <a:ext cx="7507868" cy="10620000"/>
+                      <a:ext cx="7560000" cy="10692000"/>
                     </a:xfrm>
                     <a:prstGeom prst="rect"/>
                   </pic:spPr>
@@ -246,18 +239,17 @@
             </a:graphic>
           </wp:inline>
         </w:drawing>
+        <w:br w:type="page"/>
       </w:r>
     </w:p>
     <w:p>
       <w:pPr>
-        <w:pageBreakBefore/>
-        <w:spacing w:after="0" w:before="0" w:line="240" w:lineRule="auto"/>
-        <w:jc w:val="center"/>
+        <w:spacing w:before="0" w:after="0" w:line="240" w:lineRule="auto"/>
       </w:pPr>
       <w:r>
         <w:drawing>
           <wp:inline xmlns:a="http://schemas.openxmlformats.org/drawingml/2006/main" xmlns:pic="http://schemas.openxmlformats.org/drawingml/2006/picture">
-            <wp:extent cx="7507868" cy="10620000"/>
+            <wp:extent cx="7560000" cy="10692000"/>
             <wp:docPr id="7" name="Picture 7"/>
             <wp:cNvGraphicFramePr>
               <a:graphicFrameLocks noChangeAspect="1"/>
@@ -270,7 +262,7 @@
                     <pic:cNvPicPr/>
                   </pic:nvPicPr>
                   <pic:blipFill>
-                    <a:blip r:embed="rId15"/>
+                    <a:blip r:embed="rId26"/>
                     <a:stretch>
                       <a:fillRect/>
                     </a:stretch>
@@ -278,7 +270,7 @@
                   <pic:spPr>
                     <a:xfrm>
                       <a:off x="0" y="0"/>
-                      <a:ext cx="7507868" cy="10620000"/>
+                      <a:ext cx="7560000" cy="10692000"/>
                     </a:xfrm>
                     <a:prstGeom prst="rect"/>
                   </pic:spPr>
@@ -287,18 +279,17 @@
             </a:graphic>
           </wp:inline>
         </w:drawing>
+        <w:br w:type="page"/>
       </w:r>
     </w:p>
     <w:p>
       <w:pPr>
-        <w:pageBreakBefore/>
-        <w:spacing w:after="0" w:before="0" w:line="240" w:lineRule="auto"/>
-        <w:jc w:val="center"/>
+        <w:spacing w:before="0" w:after="0" w:line="240" w:lineRule="auto"/>
       </w:pPr>
       <w:r>
         <w:drawing>
           <wp:inline xmlns:a="http://schemas.openxmlformats.org/drawingml/2006/main" xmlns:pic="http://schemas.openxmlformats.org/drawingml/2006/picture">
-            <wp:extent cx="7507868" cy="10620000"/>
+            <wp:extent cx="7560000" cy="10692000"/>
             <wp:docPr id="8" name="Picture 8"/>
             <wp:cNvGraphicFramePr>
               <a:graphicFrameLocks noChangeAspect="1"/>
@@ -311,7 +302,7 @@
                     <pic:cNvPicPr/>
                   </pic:nvPicPr>
                   <pic:blipFill>
-                    <a:blip r:embed="rId16"/>
+                    <a:blip r:embed="rId27"/>
                     <a:stretch>
                       <a:fillRect/>
                     </a:stretch>
@@ -319,7 +310,7 @@
                   <pic:spPr>
                     <a:xfrm>
                       <a:off x="0" y="0"/>
-                      <a:ext cx="7507868" cy="10620000"/>
+                      <a:ext cx="7560000" cy="10692000"/>
                     </a:xfrm>
                     <a:prstGeom prst="rect"/>
                   </pic:spPr>
@@ -328,18 +319,17 @@
             </a:graphic>
           </wp:inline>
         </w:drawing>
+        <w:br w:type="page"/>
       </w:r>
     </w:p>
     <w:p>
       <w:pPr>
-        <w:pageBreakBefore/>
-        <w:spacing w:after="0" w:before="0" w:line="240" w:lineRule="auto"/>
-        <w:jc w:val="center"/>
+        <w:spacing w:before="0" w:after="0" w:line="240" w:lineRule="auto"/>
       </w:pPr>
       <w:r>
         <w:drawing>
           <wp:inline xmlns:a="http://schemas.openxmlformats.org/drawingml/2006/main" xmlns:pic="http://schemas.openxmlformats.org/drawingml/2006/picture">
-            <wp:extent cx="7507868" cy="10620000"/>
+            <wp:extent cx="7560000" cy="10692000"/>
             <wp:docPr id="9" name="Picture 9"/>
             <wp:cNvGraphicFramePr>
               <a:graphicFrameLocks noChangeAspect="1"/>
@@ -352,7 +342,7 @@
                     <pic:cNvPicPr/>
                   </pic:nvPicPr>
                   <pic:blipFill>
-                    <a:blip r:embed="rId17"/>
+                    <a:blip r:embed="rId28"/>
                     <a:stretch>
                       <a:fillRect/>
                     </a:stretch>
@@ -360,7 +350,7 @@
                   <pic:spPr>
                     <a:xfrm>
                       <a:off x="0" y="0"/>
-                      <a:ext cx="7507868" cy="10620000"/>
+                      <a:ext cx="7560000" cy="10692000"/>
                     </a:xfrm>
                     <a:prstGeom prst="rect"/>
                   </pic:spPr>
@@ -369,18 +359,17 @@
             </a:graphic>
           </wp:inline>
         </w:drawing>
+        <w:br w:type="page"/>
       </w:r>
     </w:p>
     <w:p>
       <w:pPr>
-        <w:pageBreakBefore/>
-        <w:spacing w:after="0" w:before="0" w:line="240" w:lineRule="auto"/>
-        <w:jc w:val="center"/>
+        <w:spacing w:before="0" w:after="0" w:line="240" w:lineRule="auto"/>
       </w:pPr>
       <w:r>
         <w:drawing>
           <wp:inline xmlns:a="http://schemas.openxmlformats.org/drawingml/2006/main" xmlns:pic="http://schemas.openxmlformats.org/drawingml/2006/picture">
-            <wp:extent cx="7507868" cy="10620000"/>
+            <wp:extent cx="7560000" cy="10692000"/>
             <wp:docPr id="10" name="Picture 10"/>
             <wp:cNvGraphicFramePr>
               <a:graphicFrameLocks noChangeAspect="1"/>
@@ -393,7 +382,7 @@
                     <pic:cNvPicPr/>
                   </pic:nvPicPr>
                   <pic:blipFill>
-                    <a:blip r:embed="rId18"/>
+                    <a:blip r:embed="rId29"/>
                     <a:stretch>
                       <a:fillRect/>
                     </a:stretch>
@@ -401,7 +390,7 @@
                   <pic:spPr>
                     <a:xfrm>
                       <a:off x="0" y="0"/>
-                      <a:ext cx="7507868" cy="10620000"/>
+                      <a:ext cx="7560000" cy="10692000"/>
                     </a:xfrm>
                     <a:prstGeom prst="rect"/>
                   </pic:spPr>
@@ -410,18 +399,17 @@
             </a:graphic>
           </wp:inline>
         </w:drawing>
+        <w:br w:type="page"/>
       </w:r>
     </w:p>
     <w:p>
       <w:pPr>
-        <w:pageBreakBefore/>
-        <w:spacing w:after="0" w:before="0" w:line="240" w:lineRule="auto"/>
-        <w:jc w:val="center"/>
+        <w:spacing w:before="0" w:after="0" w:line="240" w:lineRule="auto"/>
       </w:pPr>
       <w:r>
         <w:drawing>
           <wp:inline xmlns:a="http://schemas.openxmlformats.org/drawingml/2006/main" xmlns:pic="http://schemas.openxmlformats.org/drawingml/2006/picture">
-            <wp:extent cx="7507868" cy="10620000"/>
+            <wp:extent cx="7560000" cy="10692000"/>
             <wp:docPr id="11" name="Picture 11"/>
             <wp:cNvGraphicFramePr>
               <a:graphicFrameLocks noChangeAspect="1"/>
@@ -434,7 +422,7 @@
                     <pic:cNvPicPr/>
                   </pic:nvPicPr>
                   <pic:blipFill>
-                    <a:blip r:embed="rId19"/>
+                    <a:blip r:embed="rId30"/>
                     <a:stretch>
                       <a:fillRect/>
                     </a:stretch>
@@ -442,7 +430,7 @@
                   <pic:spPr>
                     <a:xfrm>
                       <a:off x="0" y="0"/>
-                      <a:ext cx="7507868" cy="10620000"/>
+                      <a:ext cx="7560000" cy="10692000"/>
                     </a:xfrm>
                     <a:prstGeom prst="rect"/>
                   </pic:spPr>
@@ -451,18 +439,17 @@
             </a:graphic>
           </wp:inline>
         </w:drawing>
+        <w:br w:type="page"/>
       </w:r>
     </w:p>
     <w:p>
       <w:pPr>
-        <w:pageBreakBefore/>
-        <w:spacing w:after="0" w:before="0" w:line="240" w:lineRule="auto"/>
-        <w:jc w:val="center"/>
+        <w:spacing w:before="0" w:after="0" w:line="240" w:lineRule="auto"/>
       </w:pPr>
       <w:r>
         <w:drawing>
           <wp:inline xmlns:a="http://schemas.openxmlformats.org/drawingml/2006/main" xmlns:pic="http://schemas.openxmlformats.org/drawingml/2006/picture">
-            <wp:extent cx="7507868" cy="10620000"/>
+            <wp:extent cx="7560000" cy="10692000"/>
             <wp:docPr id="12" name="Picture 12"/>
             <wp:cNvGraphicFramePr>
               <a:graphicFrameLocks noChangeAspect="1"/>
@@ -475,7 +462,7 @@
                     <pic:cNvPicPr/>
                   </pic:nvPicPr>
                   <pic:blipFill>
-                    <a:blip r:embed="rId20"/>
+                    <a:blip r:embed="rId31"/>
                     <a:stretch>
                       <a:fillRect/>
                     </a:stretch>
@@ -483,7 +470,87 @@
                   <pic:spPr>
                     <a:xfrm>
                       <a:off x="0" y="0"/>
-                      <a:ext cx="7507868" cy="10620000"/>
+                      <a:ext cx="7560000" cy="10692000"/>
+                    </a:xfrm>
+                    <a:prstGeom prst="rect"/>
+                  </pic:spPr>
+                </pic:pic>
+              </a:graphicData>
+            </a:graphic>
+          </wp:inline>
+        </w:drawing>
+        <w:br w:type="page"/>
+      </w:r>
+    </w:p>
+    <w:p>
+      <w:pPr>
+        <w:spacing w:before="0" w:after="0" w:line="240" w:lineRule="auto"/>
+      </w:pPr>
+      <w:r>
+        <w:drawing>
+          <wp:inline xmlns:a="http://schemas.openxmlformats.org/drawingml/2006/main" xmlns:pic="http://schemas.openxmlformats.org/drawingml/2006/picture">
+            <wp:extent cx="7560000" cy="10692000"/>
+            <wp:docPr id="13" name="Picture 13"/>
+            <wp:cNvGraphicFramePr>
+              <a:graphicFrameLocks noChangeAspect="1"/>
+            </wp:cNvGraphicFramePr>
+            <a:graphic>
+              <a:graphicData uri="http://schemas.openxmlformats.org/drawingml/2006/picture">
+                <pic:pic>
+                  <pic:nvPicPr>
+                    <pic:cNvPr id="0" name="p-13.jpg"/>
+                    <pic:cNvPicPr/>
+                  </pic:nvPicPr>
+                  <pic:blipFill>
+                    <a:blip r:embed="rId32"/>
+                    <a:stretch>
+                      <a:fillRect/>
+                    </a:stretch>
+                  </pic:blipFill>
+                  <pic:spPr>
+                    <a:xfrm>
+                      <a:off x="0" y="0"/>
+                      <a:ext cx="7560000" cy="10692000"/>
+                    </a:xfrm>
+                    <a:prstGeom prst="rect"/>
+                  </pic:spPr>
+                </pic:pic>
+              </a:graphicData>
+            </a:graphic>
+          </wp:inline>
+        </w:drawing>
+        <w:br w:type="page"/>
+      </w:r>
+    </w:p>
+    <w:p>
+      <w:pPr>
+        <w:spacing w:before="0" w:after="0" w:line="240" w:lineRule="auto"/>
+      </w:pPr>
+      <w:r>
+        <w:drawing>
+          <wp:inline xmlns:a="http://schemas.openxmlformats.org/drawingml/2006/main" xmlns:pic="http://schemas.openxmlformats.org/drawingml/2006/picture">
+            <wp:extent cx="7560000" cy="10692000"/>
+            <wp:docPr id="14" name="Picture 14"/>
+            <wp:cNvGraphicFramePr>
+              <a:graphicFrameLocks noChangeAspect="1"/>
+            </wp:cNvGraphicFramePr>
+            <a:graphic>
+              <a:graphicData uri="http://schemas.openxmlformats.org/drawingml/2006/picture">
+                <pic:pic>
+                  <pic:nvPicPr>
+                    <pic:cNvPr id="0" name="p-14.jpg"/>
+                    <pic:cNvPicPr/>
+                  </pic:nvPicPr>
+                  <pic:blipFill>
+                    <a:blip r:embed="rId33"/>
+                    <a:stretch>
+                      <a:fillRect/>
+                    </a:stretch>
+                  </pic:blipFill>
+                  <pic:spPr>
+                    <a:xfrm>
+                      <a:off x="0" y="0"/>
+                      <a:ext cx="7560000" cy="10692000"/>
                     </a:xfrm>
                     <a:prstGeom prst="rect"/>
                   </pic:spPr>

--- a/n-sesi-fasikul.docx
+++ b/n-sesi-fasikul.docx
@@ -4,12 +4,13 @@
   <w:body>
     <w:p>
       <w:pPr>
+        <w:pageBreakBefore w:val="0"/>
         <w:spacing w:before="0" w:after="0" w:line="240" w:lineRule="auto"/>
       </w:pPr>
       <w:r>
         <w:drawing>
           <wp:inline xmlns:a="http://schemas.openxmlformats.org/drawingml/2006/main" xmlns:pic="http://schemas.openxmlformats.org/drawingml/2006/picture">
-            <wp:extent cx="7560000" cy="10692000"/>
+            <wp:extent cx="7542000" cy="10656000"/>
             <wp:docPr id="1" name="Picture 1"/>
             <wp:cNvGraphicFramePr>
               <a:graphicFrameLocks noChangeAspect="1"/>
@@ -18,7 +19,7 @@
               <a:graphicData uri="http://schemas.openxmlformats.org/drawingml/2006/picture">
                 <pic:pic>
                   <pic:nvPicPr>
-                    <pic:cNvPr id="0" name="image.jpg"/>
+                    <pic:cNvPr id="0" name="p-01.jpg"/>
                     <pic:cNvPicPr/>
                   </pic:nvPicPr>
                   <pic:blipFill>
@@ -30,7 +31,7 @@
                   <pic:spPr>
                     <a:xfrm>
                       <a:off x="0" y="0"/>
-                      <a:ext cx="7560000" cy="10692000"/>
+                      <a:ext cx="7542000" cy="10656000"/>
                     </a:xfrm>
                     <a:prstGeom prst="rect"/>
                   </pic:spPr>
@@ -39,17 +40,17 @@
             </a:graphic>
           </wp:inline>
         </w:drawing>
-        <w:br w:type="page"/>
       </w:r>
     </w:p>
     <w:p>
       <w:pPr>
+        <w:pageBreakBefore/>
         <w:spacing w:before="0" w:after="0" w:line="240" w:lineRule="auto"/>
       </w:pPr>
       <w:r>
         <w:drawing>
           <wp:inline xmlns:a="http://schemas.openxmlformats.org/drawingml/2006/main" xmlns:pic="http://schemas.openxmlformats.org/drawingml/2006/picture">
-            <wp:extent cx="7560000" cy="10692000"/>
+            <wp:extent cx="7542000" cy="10656000"/>
             <wp:docPr id="2" name="Picture 2"/>
             <wp:cNvGraphicFramePr>
               <a:graphicFrameLocks noChangeAspect="1"/>
@@ -62,7 +63,7 @@
                     <pic:cNvPicPr/>
                   </pic:nvPicPr>
                   <pic:blipFill>
-                    <a:blip r:embed="rId21"/>
+                    <a:blip r:embed="rId10"/>
                     <a:stretch>
                       <a:fillRect/>
                     </a:stretch>
@@ -70,7 +71,7 @@
                   <pic:spPr>
                     <a:xfrm>
                       <a:off x="0" y="0"/>
-                      <a:ext cx="7560000" cy="10692000"/>
+                      <a:ext cx="7542000" cy="10656000"/>
                     </a:xfrm>
                     <a:prstGeom prst="rect"/>
                   </pic:spPr>
@@ -79,17 +80,17 @@
             </a:graphic>
           </wp:inline>
         </w:drawing>
-        <w:br w:type="page"/>
       </w:r>
     </w:p>
     <w:p>
       <w:pPr>
+        <w:pageBreakBefore/>
         <w:spacing w:before="0" w:after="0" w:line="240" w:lineRule="auto"/>
       </w:pPr>
       <w:r>
         <w:drawing>
           <wp:inline xmlns:a="http://schemas.openxmlformats.org/drawingml/2006/main" xmlns:pic="http://schemas.openxmlformats.org/drawingml/2006/picture">
-            <wp:extent cx="7560000" cy="10692000"/>
+            <wp:extent cx="7542000" cy="10656000"/>
             <wp:docPr id="3" name="Picture 3"/>
             <wp:cNvGraphicFramePr>
               <a:graphicFrameLocks noChangeAspect="1"/>
@@ -102,7 +103,7 @@
                     <pic:cNvPicPr/>
                   </pic:nvPicPr>
                   <pic:blipFill>
-                    <a:blip r:embed="rId22"/>
+                    <a:blip r:embed="rId11"/>
                     <a:stretch>
                       <a:fillRect/>
                     </a:stretch>
@@ -110,7 +111,7 @@
                   <pic:spPr>
                     <a:xfrm>
                       <a:off x="0" y="0"/>
-                      <a:ext cx="7560000" cy="10692000"/>
+                      <a:ext cx="7542000" cy="10656000"/>
                     </a:xfrm>
                     <a:prstGeom prst="rect"/>
                   </pic:spPr>
@@ -119,17 +120,17 @@
             </a:graphic>
           </wp:inline>
         </w:drawing>
-        <w:br w:type="page"/>
       </w:r>
     </w:p>
     <w:p>
       <w:pPr>
+        <w:pageBreakBefore/>
         <w:spacing w:before="0" w:after="0" w:line="240" w:lineRule="auto"/>
       </w:pPr>
       <w:r>
         <w:drawing>
           <wp:inline xmlns:a="http://schemas.openxmlformats.org/drawingml/2006/main" xmlns:pic="http://schemas.openxmlformats.org/drawingml/2006/picture">
-            <wp:extent cx="7560000" cy="10692000"/>
+            <wp:extent cx="7542000" cy="10656000"/>
             <wp:docPr id="4" name="Picture 4"/>
             <wp:cNvGraphicFramePr>
               <a:graphicFrameLocks noChangeAspect="1"/>
@@ -142,7 +143,7 @@
                     <pic:cNvPicPr/>
                   </pic:nvPicPr>
                   <pic:blipFill>
-                    <a:blip r:embed="rId23"/>
+                    <a:blip r:embed="rId12"/>
                     <a:stretch>
                       <a:fillRect/>
                     </a:stretch>
@@ -150,7 +151,7 @@
                   <pic:spPr>
                     <a:xfrm>
                       <a:off x="0" y="0"/>
-                      <a:ext cx="7560000" cy="10692000"/>
+                      <a:ext cx="7542000" cy="10656000"/>
                     </a:xfrm>
                     <a:prstGeom prst="rect"/>
                   </pic:spPr>
@@ -159,17 +160,17 @@
             </a:graphic>
           </wp:inline>
         </w:drawing>
-        <w:br w:type="page"/>
       </w:r>
     </w:p>
     <w:p>
       <w:pPr>
+        <w:pageBreakBefore/>
         <w:spacing w:before="0" w:after="0" w:line="240" w:lineRule="auto"/>
       </w:pPr>
       <w:r>
         <w:drawing>
           <wp:inline xmlns:a="http://schemas.openxmlformats.org/drawingml/2006/main" xmlns:pic="http://schemas.openxmlformats.org/drawingml/2006/picture">
-            <wp:extent cx="7560000" cy="10692000"/>
+            <wp:extent cx="7542000" cy="10656000"/>
             <wp:docPr id="5" name="Picture 5"/>
             <wp:cNvGraphicFramePr>
               <a:graphicFrameLocks noChangeAspect="1"/>
@@ -182,7 +183,7 @@
                     <pic:cNvPicPr/>
                   </pic:nvPicPr>
                   <pic:blipFill>
-                    <a:blip r:embed="rId24"/>
+                    <a:blip r:embed="rId13"/>
                     <a:stretch>
                       <a:fillRect/>
                     </a:stretch>
@@ -190,7 +191,7 @@
                   <pic:spPr>
                     <a:xfrm>
                       <a:off x="0" y="0"/>
-                      <a:ext cx="7560000" cy="10692000"/>
+                      <a:ext cx="7542000" cy="10656000"/>
                     </a:xfrm>
                     <a:prstGeom prst="rect"/>
                   </pic:spPr>
@@ -199,17 +200,17 @@
             </a:graphic>
           </wp:inline>
         </w:drawing>
-        <w:br w:type="page"/>
       </w:r>
     </w:p>
     <w:p>
       <w:pPr>
+        <w:pageBreakBefore/>
         <w:spacing w:before="0" w:after="0" w:line="240" w:lineRule="auto"/>
       </w:pPr>
       <w:r>
         <w:drawing>
           <wp:inline xmlns:a="http://schemas.openxmlformats.org/drawingml/2006/main" xmlns:pic="http://schemas.openxmlformats.org/drawingml/2006/picture">
-            <wp:extent cx="7560000" cy="10692000"/>
+            <wp:extent cx="7542000" cy="10656000"/>
             <wp:docPr id="6" name="Picture 6"/>
             <wp:cNvGraphicFramePr>
               <a:graphicFrameLocks noChangeAspect="1"/>
@@ -222,7 +223,7 @@
                     <pic:cNvPicPr/>
                   </pic:nvPicPr>
                   <pic:blipFill>
-                    <a:blip r:embed="rId25"/>
+                    <a:blip r:embed="rId14"/>
                     <a:stretch>
                       <a:fillRect/>
                     </a:stretch>
@@ -230,7 +231,7 @@
                   <pic:spPr>
                     <a:xfrm>
                       <a:off x="0" y="0"/>
-                      <a:ext cx="7560000" cy="10692000"/>
+                      <a:ext cx="7542000" cy="10656000"/>
                     </a:xfrm>
                     <a:prstGeom prst="rect"/>
                   </pic:spPr>
@@ -239,17 +240,17 @@
             </a:graphic>
           </wp:inline>
         </w:drawing>
-        <w:br w:type="page"/>
       </w:r>
     </w:p>
     <w:p>
       <w:pPr>
+        <w:pageBreakBefore/>
         <w:spacing w:before="0" w:after="0" w:line="240" w:lineRule="auto"/>
       </w:pPr>
       <w:r>
         <w:drawing>
           <wp:inline xmlns:a="http://schemas.openxmlformats.org/drawingml/2006/main" xmlns:pic="http://schemas.openxmlformats.org/drawingml/2006/picture">
-            <wp:extent cx="7560000" cy="10692000"/>
+            <wp:extent cx="7542000" cy="10656000"/>
             <wp:docPr id="7" name="Picture 7"/>
             <wp:cNvGraphicFramePr>
               <a:graphicFrameLocks noChangeAspect="1"/>
@@ -262,7 +263,7 @@
                     <pic:cNvPicPr/>
                   </pic:nvPicPr>
                   <pic:blipFill>
-                    <a:blip r:embed="rId26"/>
+                    <a:blip r:embed="rId15"/>
                     <a:stretch>
                       <a:fillRect/>
                     </a:stretch>
@@ -270,7 +271,7 @@
                   <pic:spPr>
                     <a:xfrm>
                       <a:off x="0" y="0"/>
-                      <a:ext cx="7560000" cy="10692000"/>
+                      <a:ext cx="7542000" cy="10656000"/>
                     </a:xfrm>
                     <a:prstGeom prst="rect"/>
                   </pic:spPr>
@@ -279,17 +280,17 @@
             </a:graphic>
           </wp:inline>
         </w:drawing>
-        <w:br w:type="page"/>
       </w:r>
     </w:p>
     <w:p>
       <w:pPr>
+        <w:pageBreakBefore/>
         <w:spacing w:before="0" w:after="0" w:line="240" w:lineRule="auto"/>
       </w:pPr>
       <w:r>
         <w:drawing>
           <wp:inline xmlns:a="http://schemas.openxmlformats.org/drawingml/2006/main" xmlns:pic="http://schemas.openxmlformats.org/drawingml/2006/picture">
-            <wp:extent cx="7560000" cy="10692000"/>
+            <wp:extent cx="7542000" cy="10656000"/>
             <wp:docPr id="8" name="Picture 8"/>
             <wp:cNvGraphicFramePr>
               <a:graphicFrameLocks noChangeAspect="1"/>
@@ -302,7 +303,7 @@
                     <pic:cNvPicPr/>
                   </pic:nvPicPr>
                   <pic:blipFill>
-                    <a:blip r:embed="rId27"/>
+                    <a:blip r:embed="rId16"/>
                     <a:stretch>
                       <a:fillRect/>
                     </a:stretch>
@@ -310,7 +311,7 @@
                   <pic:spPr>
                     <a:xfrm>
                       <a:off x="0" y="0"/>
-                      <a:ext cx="7560000" cy="10692000"/>
+                      <a:ext cx="7542000" cy="10656000"/>
                     </a:xfrm>
                     <a:prstGeom prst="rect"/>
                   </pic:spPr>
@@ -319,17 +320,17 @@
             </a:graphic>
           </wp:inline>
         </w:drawing>
-        <w:br w:type="page"/>
       </w:r>
     </w:p>
     <w:p>
       <w:pPr>
+        <w:pageBreakBefore/>
         <w:spacing w:before="0" w:after="0" w:line="240" w:lineRule="auto"/>
       </w:pPr>
       <w:r>
         <w:drawing>
           <wp:inline xmlns:a="http://schemas.openxmlformats.org/drawingml/2006/main" xmlns:pic="http://schemas.openxmlformats.org/drawingml/2006/picture">
-            <wp:extent cx="7560000" cy="10692000"/>
+            <wp:extent cx="7542000" cy="10656000"/>
             <wp:docPr id="9" name="Picture 9"/>
             <wp:cNvGraphicFramePr>
               <a:graphicFrameLocks noChangeAspect="1"/>
@@ -342,7 +343,7 @@
                     <pic:cNvPicPr/>
                   </pic:nvPicPr>
                   <pic:blipFill>
-                    <a:blip r:embed="rId28"/>
+                    <a:blip r:embed="rId17"/>
                     <a:stretch>
                       <a:fillRect/>
                     </a:stretch>
@@ -350,7 +351,7 @@
                   <pic:spPr>
                     <a:xfrm>
                       <a:off x="0" y="0"/>
-                      <a:ext cx="7560000" cy="10692000"/>
+                      <a:ext cx="7542000" cy="10656000"/>
                     </a:xfrm>
                     <a:prstGeom prst="rect"/>
                   </pic:spPr>
@@ -359,17 +360,17 @@
             </a:graphic>
           </wp:inline>
         </w:drawing>
-        <w:br w:type="page"/>
       </w:r>
     </w:p>
     <w:p>
       <w:pPr>
+        <w:pageBreakBefore/>
         <w:spacing w:before="0" w:after="0" w:line="240" w:lineRule="auto"/>
       </w:pPr>
       <w:r>
         <w:drawing>
           <wp:inline xmlns:a="http://schemas.openxmlformats.org/drawingml/2006/main" xmlns:pic="http://schemas.openxmlformats.org/drawingml/2006/picture">
-            <wp:extent cx="7560000" cy="10692000"/>
+            <wp:extent cx="7542000" cy="10656000"/>
             <wp:docPr id="10" name="Picture 10"/>
             <wp:cNvGraphicFramePr>
               <a:graphicFrameLocks noChangeAspect="1"/>
@@ -382,7 +383,7 @@
                     <pic:cNvPicPr/>
                   </pic:nvPicPr>
                   <pic:blipFill>
-                    <a:blip r:embed="rId29"/>
+                    <a:blip r:embed="rId18"/>
                     <a:stretch>
                       <a:fillRect/>
                     </a:stretch>
@@ -390,7 +391,7 @@
                   <pic:spPr>
                     <a:xfrm>
                       <a:off x="0" y="0"/>
-                      <a:ext cx="7560000" cy="10692000"/>
+                      <a:ext cx="7542000" cy="10656000"/>
                     </a:xfrm>
                     <a:prstGeom prst="rect"/>
                   </pic:spPr>
@@ -399,17 +400,17 @@
             </a:graphic>
           </wp:inline>
         </w:drawing>
-        <w:br w:type="page"/>
       </w:r>
     </w:p>
     <w:p>
       <w:pPr>
+        <w:pageBreakBefore/>
         <w:spacing w:before="0" w:after="0" w:line="240" w:lineRule="auto"/>
       </w:pPr>
       <w:r>
         <w:drawing>
           <wp:inline xmlns:a="http://schemas.openxmlformats.org/drawingml/2006/main" xmlns:pic="http://schemas.openxmlformats.org/drawingml/2006/picture">
-            <wp:extent cx="7560000" cy="10692000"/>
+            <wp:extent cx="7542000" cy="10656000"/>
             <wp:docPr id="11" name="Picture 11"/>
             <wp:cNvGraphicFramePr>
               <a:graphicFrameLocks noChangeAspect="1"/>
@@ -422,7 +423,7 @@
                     <pic:cNvPicPr/>
                   </pic:nvPicPr>
                   <pic:blipFill>
-                    <a:blip r:embed="rId30"/>
+                    <a:blip r:embed="rId19"/>
                     <a:stretch>
                       <a:fillRect/>
                     </a:stretch>
@@ -430,7 +431,7 @@
                   <pic:spPr>
                     <a:xfrm>
                       <a:off x="0" y="0"/>
-                      <a:ext cx="7560000" cy="10692000"/>
+                      <a:ext cx="7542000" cy="10656000"/>
                     </a:xfrm>
                     <a:prstGeom prst="rect"/>
                   </pic:spPr>
@@ -439,17 +440,17 @@
             </a:graphic>
           </wp:inline>
         </w:drawing>
-        <w:br w:type="page"/>
       </w:r>
     </w:p>
     <w:p>
       <w:pPr>
+        <w:pageBreakBefore/>
         <w:spacing w:before="0" w:after="0" w:line="240" w:lineRule="auto"/>
       </w:pPr>
       <w:r>
         <w:drawing>
           <wp:inline xmlns:a="http://schemas.openxmlformats.org/drawingml/2006/main" xmlns:pic="http://schemas.openxmlformats.org/drawingml/2006/picture">
-            <wp:extent cx="7560000" cy="10692000"/>
+            <wp:extent cx="7542000" cy="10656000"/>
             <wp:docPr id="12" name="Picture 12"/>
             <wp:cNvGraphicFramePr>
               <a:graphicFrameLocks noChangeAspect="1"/>
@@ -462,7 +463,7 @@
                     <pic:cNvPicPr/>
                   </pic:nvPicPr>
                   <pic:blipFill>
-                    <a:blip r:embed="rId31"/>
+                    <a:blip r:embed="rId20"/>
                     <a:stretch>
                       <a:fillRect/>
                     </a:stretch>
@@ -470,7 +471,7 @@
                   <pic:spPr>
                     <a:xfrm>
                       <a:off x="0" y="0"/>
-                      <a:ext cx="7560000" cy="10692000"/>
+                      <a:ext cx="7542000" cy="10656000"/>
                     </a:xfrm>
                     <a:prstGeom prst="rect"/>
                   </pic:spPr>
@@ -479,17 +480,17 @@
             </a:graphic>
           </wp:inline>
         </w:drawing>
-        <w:br w:type="page"/>
       </w:r>
     </w:p>
     <w:p>
       <w:pPr>
+        <w:pageBreakBefore/>
         <w:spacing w:before="0" w:after="0" w:line="240" w:lineRule="auto"/>
       </w:pPr>
       <w:r>
         <w:drawing>
           <wp:inline xmlns:a="http://schemas.openxmlformats.org/drawingml/2006/main" xmlns:pic="http://schemas.openxmlformats.org/drawingml/2006/picture">
-            <wp:extent cx="7560000" cy="10692000"/>
+            <wp:extent cx="7542000" cy="10656000"/>
             <wp:docPr id="13" name="Picture 13"/>
             <wp:cNvGraphicFramePr>
               <a:graphicFrameLocks noChangeAspect="1"/>
@@ -502,7 +503,7 @@
                     <pic:cNvPicPr/>
                   </pic:nvPicPr>
                   <pic:blipFill>
-                    <a:blip r:embed="rId32"/>
+                    <a:blip r:embed="rId21"/>
                     <a:stretch>
                       <a:fillRect/>
                     </a:stretch>
@@ -510,7 +511,7 @@
                   <pic:spPr>
                     <a:xfrm>
                       <a:off x="0" y="0"/>
-                      <a:ext cx="7560000" cy="10692000"/>
+                      <a:ext cx="7542000" cy="10656000"/>
                     </a:xfrm>
                     <a:prstGeom prst="rect"/>
                   </pic:spPr>
@@ -519,17 +520,17 @@
             </a:graphic>
           </wp:inline>
         </w:drawing>
-        <w:br w:type="page"/>
       </w:r>
     </w:p>
     <w:p>
       <w:pPr>
+        <w:pageBreakBefore/>
         <w:spacing w:before="0" w:after="0" w:line="240" w:lineRule="auto"/>
       </w:pPr>
       <w:r>
         <w:drawing>
           <wp:inline xmlns:a="http://schemas.openxmlformats.org/drawingml/2006/main" xmlns:pic="http://schemas.openxmlformats.org/drawingml/2006/picture">
-            <wp:extent cx="7560000" cy="10692000"/>
+            <wp:extent cx="7542000" cy="10656000"/>
             <wp:docPr id="14" name="Picture 14"/>
             <wp:cNvGraphicFramePr>
               <a:graphicFrameLocks noChangeAspect="1"/>
@@ -542,7 +543,7 @@
                     <pic:cNvPicPr/>
                   </pic:nvPicPr>
                   <pic:blipFill>
-                    <a:blip r:embed="rId33"/>
+                    <a:blip r:embed="rId22"/>
                     <a:stretch>
                       <a:fillRect/>
                     </a:stretch>
@@ -550,7 +551,7 @@
                   <pic:spPr>
                     <a:xfrm>
                       <a:off x="0" y="0"/>
-                      <a:ext cx="7560000" cy="10692000"/>
+                      <a:ext cx="7542000" cy="10656000"/>
                     </a:xfrm>
                     <a:prstGeom prst="rect"/>
                   </pic:spPr>

--- a/n-sesi-fasikul.docx
+++ b/n-sesi-fasikul.docx
@@ -4,13 +4,12 @@
   <w:body>
     <w:p>
       <w:pPr>
-        <w:pageBreakBefore w:val="0"/>
-        <w:spacing w:before="0" w:after="0" w:line="240" w:lineRule="auto"/>
+        <w:spacing w:after="0" w:before="0"/>
       </w:pPr>
       <w:r>
         <w:drawing>
           <wp:inline xmlns:a="http://schemas.openxmlformats.org/drawingml/2006/main" xmlns:pic="http://schemas.openxmlformats.org/drawingml/2006/picture">
-            <wp:extent cx="7542000" cy="10656000"/>
+            <wp:extent cx="7560000" cy="10666800"/>
             <wp:docPr id="1" name="Picture 1"/>
             <wp:cNvGraphicFramePr>
               <a:graphicFrameLocks noChangeAspect="1"/>
@@ -31,7 +30,7 @@
                   <pic:spPr>
                     <a:xfrm>
                       <a:off x="0" y="0"/>
-                      <a:ext cx="7542000" cy="10656000"/>
+                      <a:ext cx="7560000" cy="10666800"/>
                     </a:xfrm>
                     <a:prstGeom prst="rect"/>
                   </pic:spPr>
@@ -44,13 +43,12 @@
     </w:p>
     <w:p>
       <w:pPr>
-        <w:pageBreakBefore/>
-        <w:spacing w:before="0" w:after="0" w:line="240" w:lineRule="auto"/>
+        <w:spacing w:after="0" w:before="0"/>
       </w:pPr>
       <w:r>
         <w:drawing>
           <wp:inline xmlns:a="http://schemas.openxmlformats.org/drawingml/2006/main" xmlns:pic="http://schemas.openxmlformats.org/drawingml/2006/picture">
-            <wp:extent cx="7542000" cy="10656000"/>
+            <wp:extent cx="7560000" cy="10666800"/>
             <wp:docPr id="2" name="Picture 2"/>
             <wp:cNvGraphicFramePr>
               <a:graphicFrameLocks noChangeAspect="1"/>
@@ -71,7 +69,7 @@
                   <pic:spPr>
                     <a:xfrm>
                       <a:off x="0" y="0"/>
-                      <a:ext cx="7542000" cy="10656000"/>
+                      <a:ext cx="7560000" cy="10666800"/>
                     </a:xfrm>
                     <a:prstGeom prst="rect"/>
                   </pic:spPr>
@@ -84,13 +82,12 @@
     </w:p>
     <w:p>
       <w:pPr>
-        <w:pageBreakBefore/>
-        <w:spacing w:before="0" w:after="0" w:line="240" w:lineRule="auto"/>
+        <w:spacing w:after="0" w:before="0"/>
       </w:pPr>
       <w:r>
         <w:drawing>
           <wp:inline xmlns:a="http://schemas.openxmlformats.org/drawingml/2006/main" xmlns:pic="http://schemas.openxmlformats.org/drawingml/2006/picture">
-            <wp:extent cx="7542000" cy="10656000"/>
+            <wp:extent cx="7560000" cy="10666800"/>
             <wp:docPr id="3" name="Picture 3"/>
             <wp:cNvGraphicFramePr>
               <a:graphicFrameLocks noChangeAspect="1"/>
@@ -111,7 +108,7 @@
                   <pic:spPr>
                     <a:xfrm>
                       <a:off x="0" y="0"/>
-                      <a:ext cx="7542000" cy="10656000"/>
+                      <a:ext cx="7560000" cy="10666800"/>
                     </a:xfrm>
                     <a:prstGeom prst="rect"/>
                   </pic:spPr>
@@ -124,13 +121,12 @@
     </w:p>
     <w:p>
       <w:pPr>
-        <w:pageBreakBefore/>
-        <w:spacing w:before="0" w:after="0" w:line="240" w:lineRule="auto"/>
+        <w:spacing w:after="0" w:before="0"/>
       </w:pPr>
       <w:r>
         <w:drawing>
           <wp:inline xmlns:a="http://schemas.openxmlformats.org/drawingml/2006/main" xmlns:pic="http://schemas.openxmlformats.org/drawingml/2006/picture">
-            <wp:extent cx="7542000" cy="10656000"/>
+            <wp:extent cx="7560000" cy="10666800"/>
             <wp:docPr id="4" name="Picture 4"/>
             <wp:cNvGraphicFramePr>
               <a:graphicFrameLocks noChangeAspect="1"/>
@@ -151,7 +147,7 @@
                   <pic:spPr>
                     <a:xfrm>
                       <a:off x="0" y="0"/>
-                      <a:ext cx="7542000" cy="10656000"/>
+                      <a:ext cx="7560000" cy="10666800"/>
                     </a:xfrm>
                     <a:prstGeom prst="rect"/>
                   </pic:spPr>
@@ -164,13 +160,12 @@
     </w:p>
     <w:p>
       <w:pPr>
-        <w:pageBreakBefore/>
-        <w:spacing w:before="0" w:after="0" w:line="240" w:lineRule="auto"/>
+        <w:spacing w:after="0" w:before="0"/>
       </w:pPr>
       <w:r>
         <w:drawing>
           <wp:inline xmlns:a="http://schemas.openxmlformats.org/drawingml/2006/main" xmlns:pic="http://schemas.openxmlformats.org/drawingml/2006/picture">
-            <wp:extent cx="7542000" cy="10656000"/>
+            <wp:extent cx="7560000" cy="10666800"/>
             <wp:docPr id="5" name="Picture 5"/>
             <wp:cNvGraphicFramePr>
               <a:graphicFrameLocks noChangeAspect="1"/>
@@ -191,7 +186,7 @@
                   <pic:spPr>
                     <a:xfrm>
                       <a:off x="0" y="0"/>
-                      <a:ext cx="7542000" cy="10656000"/>
+                      <a:ext cx="7560000" cy="10666800"/>
                     </a:xfrm>
                     <a:prstGeom prst="rect"/>
                   </pic:spPr>
@@ -204,13 +199,12 @@
     </w:p>
     <w:p>
       <w:pPr>
-        <w:pageBreakBefore/>
-        <w:spacing w:before="0" w:after="0" w:line="240" w:lineRule="auto"/>
+        <w:spacing w:after="0" w:before="0"/>
       </w:pPr>
       <w:r>
         <w:drawing>
           <wp:inline xmlns:a="http://schemas.openxmlformats.org/drawingml/2006/main" xmlns:pic="http://schemas.openxmlformats.org/drawingml/2006/picture">
-            <wp:extent cx="7542000" cy="10656000"/>
+            <wp:extent cx="7560000" cy="10666800"/>
             <wp:docPr id="6" name="Picture 6"/>
             <wp:cNvGraphicFramePr>
               <a:graphicFrameLocks noChangeAspect="1"/>
@@ -231,7 +225,7 @@
                   <pic:spPr>
                     <a:xfrm>
                       <a:off x="0" y="0"/>
-                      <a:ext cx="7542000" cy="10656000"/>
+                      <a:ext cx="7560000" cy="10666800"/>
                     </a:xfrm>
                     <a:prstGeom prst="rect"/>
                   </pic:spPr>
@@ -244,13 +238,12 @@
     </w:p>
     <w:p>
       <w:pPr>
-        <w:pageBreakBefore/>
-        <w:spacing w:before="0" w:after="0" w:line="240" w:lineRule="auto"/>
+        <w:spacing w:after="0" w:before="0"/>
       </w:pPr>
       <w:r>
         <w:drawing>
           <wp:inline xmlns:a="http://schemas.openxmlformats.org/drawingml/2006/main" xmlns:pic="http://schemas.openxmlformats.org/drawingml/2006/picture">
-            <wp:extent cx="7542000" cy="10656000"/>
+            <wp:extent cx="7560000" cy="10666800"/>
             <wp:docPr id="7" name="Picture 7"/>
             <wp:cNvGraphicFramePr>
               <a:graphicFrameLocks noChangeAspect="1"/>
@@ -271,7 +264,7 @@
                   <pic:spPr>
                     <a:xfrm>
                       <a:off x="0" y="0"/>
-                      <a:ext cx="7542000" cy="10656000"/>
+                      <a:ext cx="7560000" cy="10666800"/>
                     </a:xfrm>
                     <a:prstGeom prst="rect"/>
                   </pic:spPr>
@@ -284,13 +277,12 @@
     </w:p>
     <w:p>
       <w:pPr>
-        <w:pageBreakBefore/>
-        <w:spacing w:before="0" w:after="0" w:line="240" w:lineRule="auto"/>
+        <w:spacing w:after="0" w:before="0"/>
       </w:pPr>
       <w:r>
         <w:drawing>
           <wp:inline xmlns:a="http://schemas.openxmlformats.org/drawingml/2006/main" xmlns:pic="http://schemas.openxmlformats.org/drawingml/2006/picture">
-            <wp:extent cx="7542000" cy="10656000"/>
+            <wp:extent cx="7560000" cy="10666800"/>
             <wp:docPr id="8" name="Picture 8"/>
             <wp:cNvGraphicFramePr>
               <a:graphicFrameLocks noChangeAspect="1"/>
@@ -311,7 +303,7 @@
                   <pic:spPr>
                     <a:xfrm>
                       <a:off x="0" y="0"/>
-                      <a:ext cx="7542000" cy="10656000"/>
+                      <a:ext cx="7560000" cy="10666800"/>
                     </a:xfrm>
                     <a:prstGeom prst="rect"/>
                   </pic:spPr>
@@ -324,13 +316,12 @@
     </w:p>
     <w:p>
       <w:pPr>
-        <w:pageBreakBefore/>
-        <w:spacing w:before="0" w:after="0" w:line="240" w:lineRule="auto"/>
+        <w:spacing w:after="0" w:before="0"/>
       </w:pPr>
       <w:r>
         <w:drawing>
           <wp:inline xmlns:a="http://schemas.openxmlformats.org/drawingml/2006/main" xmlns:pic="http://schemas.openxmlformats.org/drawingml/2006/picture">
-            <wp:extent cx="7542000" cy="10656000"/>
+            <wp:extent cx="7560000" cy="10666800"/>
             <wp:docPr id="9" name="Picture 9"/>
             <wp:cNvGraphicFramePr>
               <a:graphicFrameLocks noChangeAspect="1"/>
@@ -351,7 +342,7 @@
                   <pic:spPr>
                     <a:xfrm>
                       <a:off x="0" y="0"/>
-                      <a:ext cx="7542000" cy="10656000"/>
+                      <a:ext cx="7560000" cy="10666800"/>
                     </a:xfrm>
                     <a:prstGeom prst="rect"/>
                   </pic:spPr>
@@ -364,13 +355,12 @@
     </w:p>
     <w:p>
       <w:pPr>
-        <w:pageBreakBefore/>
-        <w:spacing w:before="0" w:after="0" w:line="240" w:lineRule="auto"/>
+        <w:spacing w:after="0" w:before="0"/>
       </w:pPr>
       <w:r>
         <w:drawing>
           <wp:inline xmlns:a="http://schemas.openxmlformats.org/drawingml/2006/main" xmlns:pic="http://schemas.openxmlformats.org/drawingml/2006/picture">
-            <wp:extent cx="7542000" cy="10656000"/>
+            <wp:extent cx="7560000" cy="10666800"/>
             <wp:docPr id="10" name="Picture 10"/>
             <wp:cNvGraphicFramePr>
               <a:graphicFrameLocks noChangeAspect="1"/>
@@ -391,7 +381,7 @@
                   <pic:spPr>
                     <a:xfrm>
                       <a:off x="0" y="0"/>
-                      <a:ext cx="7542000" cy="10656000"/>
+                      <a:ext cx="7560000" cy="10666800"/>
                     </a:xfrm>
                     <a:prstGeom prst="rect"/>
                   </pic:spPr>
@@ -404,13 +394,12 @@
     </w:p>
     <w:p>
       <w:pPr>
-        <w:pageBreakBefore/>
-        <w:spacing w:before="0" w:after="0" w:line="240" w:lineRule="auto"/>
+        <w:spacing w:after="0" w:before="0"/>
       </w:pPr>
       <w:r>
         <w:drawing>
           <wp:inline xmlns:a="http://schemas.openxmlformats.org/drawingml/2006/main" xmlns:pic="http://schemas.openxmlformats.org/drawingml/2006/picture">
-            <wp:extent cx="7542000" cy="10656000"/>
+            <wp:extent cx="7560000" cy="10666800"/>
             <wp:docPr id="11" name="Picture 11"/>
             <wp:cNvGraphicFramePr>
               <a:graphicFrameLocks noChangeAspect="1"/>
@@ -431,7 +420,7 @@
                   <pic:spPr>
                     <a:xfrm>
                       <a:off x="0" y="0"/>
-                      <a:ext cx="7542000" cy="10656000"/>
+                      <a:ext cx="7560000" cy="10666800"/>
                     </a:xfrm>
                     <a:prstGeom prst="rect"/>
                   </pic:spPr>
@@ -444,13 +433,12 @@
     </w:p>
     <w:p>
       <w:pPr>
-        <w:pageBreakBefore/>
-        <w:spacing w:before="0" w:after="0" w:line="240" w:lineRule="auto"/>
+        <w:spacing w:after="0" w:before="0"/>
       </w:pPr>
       <w:r>
         <w:drawing>
           <wp:inline xmlns:a="http://schemas.openxmlformats.org/drawingml/2006/main" xmlns:pic="http://schemas.openxmlformats.org/drawingml/2006/picture">
-            <wp:extent cx="7542000" cy="10656000"/>
+            <wp:extent cx="7560000" cy="10666800"/>
             <wp:docPr id="12" name="Picture 12"/>
             <wp:cNvGraphicFramePr>
               <a:graphicFrameLocks noChangeAspect="1"/>
@@ -471,7 +459,7 @@
                   <pic:spPr>
                     <a:xfrm>
                       <a:off x="0" y="0"/>
-                      <a:ext cx="7542000" cy="10656000"/>
+                      <a:ext cx="7560000" cy="10666800"/>
                     </a:xfrm>
                     <a:prstGeom prst="rect"/>
                   </pic:spPr>
@@ -484,13 +472,12 @@
     </w:p>
     <w:p>
       <w:pPr>
-        <w:pageBreakBefore/>
-        <w:spacing w:before="0" w:after="0" w:line="240" w:lineRule="auto"/>
+        <w:spacing w:after="0" w:before="0"/>
       </w:pPr>
       <w:r>
         <w:drawing>
           <wp:inline xmlns:a="http://schemas.openxmlformats.org/drawingml/2006/main" xmlns:pic="http://schemas.openxmlformats.org/drawingml/2006/picture">
-            <wp:extent cx="7542000" cy="10656000"/>
+            <wp:extent cx="7560000" cy="10666800"/>
             <wp:docPr id="13" name="Picture 13"/>
             <wp:cNvGraphicFramePr>
               <a:graphicFrameLocks noChangeAspect="1"/>
@@ -511,7 +498,7 @@
                   <pic:spPr>
                     <a:xfrm>
                       <a:off x="0" y="0"/>
-                      <a:ext cx="7542000" cy="10656000"/>
+                      <a:ext cx="7560000" cy="10666800"/>
                     </a:xfrm>
                     <a:prstGeom prst="rect"/>
                   </pic:spPr>
@@ -524,13 +511,12 @@
     </w:p>
     <w:p>
       <w:pPr>
-        <w:pageBreakBefore/>
-        <w:spacing w:before="0" w:after="0" w:line="240" w:lineRule="auto"/>
+        <w:spacing w:after="0" w:before="0"/>
       </w:pPr>
       <w:r>
         <w:drawing>
           <wp:inline xmlns:a="http://schemas.openxmlformats.org/drawingml/2006/main" xmlns:pic="http://schemas.openxmlformats.org/drawingml/2006/picture">
-            <wp:extent cx="7542000" cy="10656000"/>
+            <wp:extent cx="7560000" cy="10666800"/>
             <wp:docPr id="14" name="Picture 14"/>
             <wp:cNvGraphicFramePr>
               <a:graphicFrameLocks noChangeAspect="1"/>
@@ -551,7 +537,46 @@
                   <pic:spPr>
                     <a:xfrm>
                       <a:off x="0" y="0"/>
-                      <a:ext cx="7542000" cy="10656000"/>
+                      <a:ext cx="7560000" cy="10666800"/>
+                    </a:xfrm>
+                    <a:prstGeom prst="rect"/>
+                  </pic:spPr>
+                </pic:pic>
+              </a:graphicData>
+            </a:graphic>
+          </wp:inline>
+        </w:drawing>
+      </w:r>
+    </w:p>
+    <w:p>
+      <w:pPr>
+        <w:spacing w:after="0" w:before="0"/>
+      </w:pPr>
+      <w:r>
+        <w:drawing>
+          <wp:inline xmlns:a="http://schemas.openxmlformats.org/drawingml/2006/main" xmlns:pic="http://schemas.openxmlformats.org/drawingml/2006/picture">
+            <wp:extent cx="7560000" cy="10666800"/>
+            <wp:docPr id="15" name="Picture 15"/>
+            <wp:cNvGraphicFramePr>
+              <a:graphicFrameLocks noChangeAspect="1"/>
+            </wp:cNvGraphicFramePr>
+            <a:graphic>
+              <a:graphicData uri="http://schemas.openxmlformats.org/drawingml/2006/picture">
+                <pic:pic>
+                  <pic:nvPicPr>
+                    <pic:cNvPr id="0" name="p-15.jpg"/>
+                    <pic:cNvPicPr/>
+                  </pic:nvPicPr>
+                  <pic:blipFill>
+                    <a:blip r:embed="rId23"/>
+                    <a:stretch>
+                      <a:fillRect/>
+                    </a:stretch>
+                  </pic:blipFill>
+                  <pic:spPr>
+                    <a:xfrm>
+                      <a:off x="0" y="0"/>
+                      <a:ext cx="7560000" cy="10666800"/>
                     </a:xfrm>
                     <a:prstGeom prst="rect"/>
                   </pic:spPr>
@@ -564,7 +589,7 @@
     </w:p>
     <w:sectPr>
       <w:pgSz w:w="11906" w:h="16838"/>
-      <w:pgMar w:top="0" w:right="0" w:bottom="0" w:left="0" w:header="0" w:footer="0" w:gutter="0"/>
+      <w:pgMar w:top="0" w:right="0" w:bottom="0" w:left="0" w:header="720" w:footer="720" w:gutter="0"/>
       <w:cols w:space="720"/>
       <w:docGrid w:linePitch="360"/>
     </w:sectPr>
